--- a/10_SDVC_웹서비스/20260908_SDVC_서버구축WBS.docx
+++ b/10_SDVC_웹서비스/20260908_SDVC_서버구축WBS.docx
@@ -1904,7 +1904,7 @@
                 <w:sz w:val="19"/>
                 <w:szCs w:val="19"/>
               </w:rPr>
-              <w:t xml:space="preserve">서버관리자가 SDVC 자체를 관리하는 것</w:t>
+              <w:t xml:space="preserve">서버관리자가 SDVC 자체를 관리하는 것. 서버관리자가 자기 프로젝트를 만들려면 개발자로 겸직 등록해야 한다(P9-4)</w:t>
             </w:r>
           </w:p>
         </w:tc>
@@ -1978,7 +1978,7 @@
                 <w:sz w:val="19"/>
                 <w:szCs w:val="19"/>
               </w:rPr>
-              <w:t xml:space="preserve">① 내 산출물의 문제(P7-2) ② SDVC 자체의 문제(P7-5). 창구가 다르다</w:t>
+              <w:t xml:space="preserve">둘 다 프롬프트로 입력하지만 처리 엔진이 다르다 : ① 내 산출물의 문제(P7-2) → SDVC 웹 엔진(P7-3) ② SDVC 자체의 문제(P7-5) → 내 PC Claude Code(P8-8)</w:t>
             </w:r>
           </w:p>
         </w:tc>
@@ -5048,7 +5048,7 @@
           <w:sz w:val="20"/>
           <w:szCs w:val="20"/>
         </w:rPr>
-        <w:t xml:space="preserve">"시스템"의 두 가지 뜻(플랫폼 / 산출물)을 용어로 분리했다 — 2.2절. 이것을 섞으면 "개발자가 시스템을 유지보수한다"와 "서버관리자가 시스템을 유지보수한다"가 같은 말처럼 보인다.</w:t>
+        <w:t xml:space="preserve">"시스템"의 두 가지 뜻(플랫폼 / 산출물)을 용어로 분리했다 — 2.2절. 서버관리자는 플랫폼(SDVC 자체)을, 개발자는 자신의 프로젝트를 유지보수한다. 서버관리자가 자기 프로젝트(예 : 개인 홈페이지)를 만들고 싶으면 별도로 개발자 등록을 겸해야 하며, 이는 P9-4(역할 겸직)로 처리된다 — "서버관리자 자격"으로 프로젝트를 유지보수하는 경로는 두지 않는다.</w:t>
       </w:r>
     </w:p>
     <w:p>
@@ -5065,7 +5065,7 @@
           <w:sz w:val="20"/>
           <w:szCs w:val="20"/>
         </w:rPr>
-        <w:t xml:space="preserve">"버그 등록"의 대상이 두 종류임을 분리했다 — 내 프로젝트의 버그(P7-2, 개발자가 직접 고침)와 SDVC 플랫폼의 버그(P7-5, 서버관리자에게 신고). 창구를 하나로 만들면 누가 고쳐야 할 문제인지 구분되지 않는다.</w:t>
+        <w:t xml:space="preserve">"버그 등록"의 대상과 처리 엔진을 분리했다 — 두 계층 모두 프롬프트를 입력하면 AI가 직접 코드를 고치는 방식은 같지만, 처리 엔진이 다르다. 개발자의 버그는 SDVC 웹 엔진(P7-2→P7-3)이, 서버관리자가 발견한 플랫폼 버그는 내 PC의 Claude Code(P8-8, 웹 범위 밖)가 처리한다. 창구를 하나로 만들면 어느 엔진이 고쳐야 할 문제인지 구분되지 않는다.</w:t>
       </w:r>
     </w:p>
     <w:p>
@@ -16502,7 +16502,7 @@
                 <w:sz w:val="18"/>
                 <w:szCs w:val="18"/>
               </w:rPr>
-              <w:t xml:space="preserve">개발자가 자기 프로젝트의 문제를 등록. 제목·증상·재현 방법·우선순위를 적고, 상태를 접수→수정중→완료로 추적한다. 제작 당시와 제작 후 유지보수 모두에 사용.</w:t>
+              <w:t xml:space="preserve">개발자가 자기 프로젝트의 문제를 자연어 프롬프트로 설명해 등록한다(형식을 갖춘 양식이 아니라 대화하듯 입력). 접수 이후 상태(접수→수정중→완료)는 자동으로 추적된다. 제작 당시와 제작 후 유지보수 모두에 사용.</w:t>
             </w:r>
           </w:p>
         </w:tc>
@@ -18691,7 +18691,7 @@
                 <w:sz w:val="18"/>
                 <w:szCs w:val="18"/>
               </w:rPr>
-              <w:t xml:space="preserve">SDVC 자체의 버그 수정·기능 보완은 웹 관리화면으로 만들지 않고, 내 PC의 Claude Code에서 수행한다. 그 판단 근거와 대체 절차를 문서로 남긴다. → 웹 개발 범위에서 제외하여 기간·비용을 절감.</w:t>
+              <w:t xml:space="preserve">SDVC 자체의 버그 수정·기능 보완은 웹 관리화면으로 만들지 않는다. 서버관리자가 발견했거나 P8-5로 접수된 플랫폼 문제를 내 PC의 Claude Code에 프롬프트로 설명하면 Claude Code가 직접 코드를 고친다. 그 판단 근거와 대체 절차를 문서로 남긴다. → 웹 개발 범위에서 제외하여 기간·비용을 절감.</w:t>
             </w:r>
           </w:p>
         </w:tc>

--- a/10_SDVC_웹서비스/20260908_SDVC_서버구축WBS.docx
+++ b/10_SDVC_웹서비스/20260908_SDVC_서버구축WBS.docx
@@ -7658,7 +7658,19 @@
           <w:sz w:val="20"/>
           <w:szCs w:val="20"/>
         </w:rPr>
-        <w:t xml:space="preserve">진행 속도별 예상 기간 (1세션 = 1~2시간)</w:t>
+        <w:t xml:space="preserve">예상 기간 — 하루 8시간 풀가동 기준 (v2.1 갱신, 2026-09-08)</w:t>
+      </w:r>
+    </w:p>
+    <w:p>
+      <w:pPr>
+        <w:spacing w:after="140" w:before="60" w:line="280"/>
+      </w:pPr>
+      <w:r>
+        <w:rPr>
+          <w:sz w:val="20"/>
+          <w:szCs w:val="20"/>
+        </w:rPr>
+        <w:t xml:space="preserve">1세션(1~2시간, 평균 1.5시간) × 하루 8시간 = 1일 약 5.3세션 처리. "이론치"는 순수 계산값, "보정치"는 검증·디버깅 시간(+) 과 연속 작업으로 줄어드는 맥락 재적재 비용(–)을 함께 반영해 +25% 버퍼를 더한 값이다.</w:t>
       </w:r>
     </w:p>
     <w:tbl>
@@ -7674,10 +7686,12 @@
         </w:tblBorders>
       </w:tblPr>
       <w:tblGrid>
+        <w:gridCol w:w="2478"/>
+        <w:gridCol w:w="1600"/>
         <w:gridCol w:w="2600"/>
-        <w:gridCol w:w="4026"/>
-        <w:gridCol w:w="4026"/>
-        <w:gridCol w:w="4026"/>
+        <w:gridCol w:w="3200"/>
+        <w:gridCol w:w="2400"/>
+        <w:gridCol w:w="2400"/>
       </w:tblGrid>
       <w:tr>
         <w:trPr>
@@ -7685,6 +7699,62 @@
         </w:trPr>
         <w:tc>
           <w:tcPr>
+            <w:tcW w:type="dxa" w:w="2478"/>
+            <w:shd w:fill="D9E2F3" w:color="auto" w:val="clear"/>
+            <w:tcMar>
+              <w:top w:type="dxa" w:w="60"/>
+              <w:left w:type="dxa" w:w="100"/>
+              <w:bottom w:type="dxa" w:w="60"/>
+              <w:right w:type="dxa" w:w="100"/>
+            </w:tcMar>
+            <w:vAlign w:val="center"/>
+          </w:tcPr>
+          <w:p>
+            <w:pPr>
+              <w:spacing w:after="20" w:before="20" w:line="260"/>
+              <w:jc w:val="center"/>
+            </w:pPr>
+            <w:r>
+              <w:rPr>
+                <w:b/>
+                <w:bCs/>
+                <w:sz w:val="18"/>
+                <w:szCs w:val="18"/>
+              </w:rPr>
+              <w:t xml:space="preserve">마일스톤</w:t>
+            </w:r>
+          </w:p>
+        </w:tc>
+        <w:tc>
+          <w:tcPr>
+            <w:tcW w:type="dxa" w:w="1600"/>
+            <w:shd w:fill="D9E2F3" w:color="auto" w:val="clear"/>
+            <w:tcMar>
+              <w:top w:type="dxa" w:w="60"/>
+              <w:left w:type="dxa" w:w="100"/>
+              <w:bottom w:type="dxa" w:w="60"/>
+              <w:right w:type="dxa" w:w="100"/>
+            </w:tcMar>
+            <w:vAlign w:val="center"/>
+          </w:tcPr>
+          <w:p>
+            <w:pPr>
+              <w:spacing w:after="20" w:before="20" w:line="260"/>
+              <w:jc w:val="center"/>
+            </w:pPr>
+            <w:r>
+              <w:rPr>
+                <w:b/>
+                <w:bCs/>
+                <w:sz w:val="18"/>
+                <w:szCs w:val="18"/>
+              </w:rPr>
+              <w:t xml:space="preserve">세션</w:t>
+            </w:r>
+          </w:p>
+        </w:tc>
+        <w:tc>
+          <w:tcPr>
             <w:tcW w:type="dxa" w:w="2600"/>
             <w:shd w:fill="D9E2F3" w:color="auto" w:val="clear"/>
             <w:tcMar>
@@ -7707,13 +7777,13 @@
                 <w:sz w:val="18"/>
                 <w:szCs w:val="18"/>
               </w:rPr>
-              <w:t xml:space="preserve">진행 속도</w:t>
-            </w:r>
-          </w:p>
-        </w:tc>
-        <w:tc>
-          <w:tcPr>
-            <w:tcW w:type="dxa" w:w="4026"/>
+              <w:t xml:space="preserve">이론 근무일</w:t>
+            </w:r>
+          </w:p>
+        </w:tc>
+        <w:tc>
+          <w:tcPr>
+            <w:tcW w:type="dxa" w:w="3200"/>
             <w:shd w:fill="D9E2F3" w:color="auto" w:val="clear"/>
             <w:tcMar>
               <w:top w:type="dxa" w:w="60"/>
@@ -7735,13 +7805,13 @@
                 <w:sz w:val="18"/>
                 <w:szCs w:val="18"/>
               </w:rPr>
-              <w:t xml:space="preserve">MVP 완성 (36.5세션)</w:t>
-            </w:r>
-          </w:p>
-        </w:tc>
-        <w:tc>
-          <w:tcPr>
-            <w:tcW w:type="dxa" w:w="4026"/>
+              <w:t xml:space="preserve">보정 근무일 (+25%)</w:t>
+            </w:r>
+          </w:p>
+        </w:tc>
+        <w:tc>
+          <w:tcPr>
+            <w:tcW w:type="dxa" w:w="2400"/>
             <w:shd w:fill="D9E2F3" w:color="auto" w:val="clear"/>
             <w:tcMar>
               <w:top w:type="dxa" w:w="60"/>
@@ -7763,13 +7833,13 @@
                 <w:sz w:val="18"/>
                 <w:szCs w:val="18"/>
               </w:rPr>
-              <w:t xml:space="preserve">판매 가능 (45.5세션)</w:t>
-            </w:r>
-          </w:p>
-        </w:tc>
-        <w:tc>
-          <w:tcPr>
-            <w:tcW w:type="dxa" w:w="4026"/>
+              <w:t xml:space="preserve">캘린더(주5일)</w:t>
+            </w:r>
+          </w:p>
+        </w:tc>
+        <w:tc>
+          <w:tcPr>
+            <w:tcW w:type="dxa" w:w="2400"/>
             <w:shd w:fill="D9E2F3" w:color="auto" w:val="clear"/>
             <w:tcMar>
               <w:top w:type="dxa" w:w="60"/>
@@ -7791,7 +7861,7 @@
                 <w:sz w:val="18"/>
                 <w:szCs w:val="18"/>
               </w:rPr>
-              <w:t xml:space="preserve">전체 완료 (75.5세션)</w:t>
+              <w:t xml:space="preserve">캘린더(매일)</w:t>
             </w:r>
           </w:p>
         </w:tc>
@@ -7799,6 +7869,54 @@
       <w:tr>
         <w:tc>
           <w:tcPr>
+            <w:tcW w:type="dxa" w:w="2478"/>
+            <w:tcMar>
+              <w:top w:type="dxa" w:w="60"/>
+              <w:left w:type="dxa" w:w="100"/>
+              <w:bottom w:type="dxa" w:w="60"/>
+              <w:right w:type="dxa" w:w="100"/>
+            </w:tcMar>
+            <w:vAlign w:val="center"/>
+          </w:tcPr>
+          <w:p>
+            <w:pPr>
+              <w:spacing w:after="20" w:before="20" w:line="260"/>
+            </w:pPr>
+            <w:r>
+              <w:rPr>
+                <w:sz w:val="19"/>
+                <w:szCs w:val="19"/>
+              </w:rPr>
+              <w:t xml:space="preserve">MVP 완성</w:t>
+            </w:r>
+          </w:p>
+        </w:tc>
+        <w:tc>
+          <w:tcPr>
+            <w:tcW w:type="dxa" w:w="1600"/>
+            <w:tcMar>
+              <w:top w:type="dxa" w:w="60"/>
+              <w:left w:type="dxa" w:w="100"/>
+              <w:bottom w:type="dxa" w:w="60"/>
+              <w:right w:type="dxa" w:w="100"/>
+            </w:tcMar>
+            <w:vAlign w:val="center"/>
+          </w:tcPr>
+          <w:p>
+            <w:pPr>
+              <w:spacing w:after="20" w:before="20" w:line="260"/>
+            </w:pPr>
+            <w:r>
+              <w:rPr>
+                <w:sz w:val="19"/>
+                <w:szCs w:val="19"/>
+              </w:rPr>
+              <w:t xml:space="preserve">36.5</w:t>
+            </w:r>
+          </w:p>
+        </w:tc>
+        <w:tc>
+          <w:tcPr>
             <w:tcW w:type="dxa" w:w="2600"/>
             <w:tcMar>
               <w:top w:type="dxa" w:w="60"/>
@@ -7817,79 +7935,79 @@
                 <w:sz w:val="19"/>
                 <w:szCs w:val="19"/>
               </w:rPr>
-              <w:t xml:space="preserve">주 2세션</w:t>
-            </w:r>
-          </w:p>
-        </w:tc>
-        <w:tc>
-          <w:tcPr>
-            <w:tcW w:type="dxa" w:w="4026"/>
-            <w:tcMar>
-              <w:top w:type="dxa" w:w="60"/>
-              <w:left w:type="dxa" w:w="100"/>
-              <w:bottom w:type="dxa" w:w="60"/>
-              <w:right w:type="dxa" w:w="100"/>
-            </w:tcMar>
-            <w:vAlign w:val="center"/>
-          </w:tcPr>
-          <w:p>
-            <w:pPr>
-              <w:spacing w:after="20" w:before="20" w:line="260"/>
-            </w:pPr>
-            <w:r>
-              <w:rPr>
-                <w:sz w:val="19"/>
-                <w:szCs w:val="19"/>
-              </w:rPr>
-              <w:t xml:space="preserve">약 18주 (4.5개월)</w:t>
-            </w:r>
-          </w:p>
-        </w:tc>
-        <w:tc>
-          <w:tcPr>
-            <w:tcW w:type="dxa" w:w="4026"/>
-            <w:tcMar>
-              <w:top w:type="dxa" w:w="60"/>
-              <w:left w:type="dxa" w:w="100"/>
-              <w:bottom w:type="dxa" w:w="60"/>
-              <w:right w:type="dxa" w:w="100"/>
-            </w:tcMar>
-            <w:vAlign w:val="center"/>
-          </w:tcPr>
-          <w:p>
-            <w:pPr>
-              <w:spacing w:after="20" w:before="20" w:line="260"/>
-            </w:pPr>
-            <w:r>
-              <w:rPr>
-                <w:sz w:val="19"/>
-                <w:szCs w:val="19"/>
-              </w:rPr>
-              <w:t xml:space="preserve">약 23주 (5.5개월)</w:t>
-            </w:r>
-          </w:p>
-        </w:tc>
-        <w:tc>
-          <w:tcPr>
-            <w:tcW w:type="dxa" w:w="4026"/>
-            <w:tcMar>
-              <w:top w:type="dxa" w:w="60"/>
-              <w:left w:type="dxa" w:w="100"/>
-              <w:bottom w:type="dxa" w:w="60"/>
-              <w:right w:type="dxa" w:w="100"/>
-            </w:tcMar>
-            <w:vAlign w:val="center"/>
-          </w:tcPr>
-          <w:p>
-            <w:pPr>
-              <w:spacing w:after="20" w:before="20" w:line="260"/>
-            </w:pPr>
-            <w:r>
-              <w:rPr>
-                <w:sz w:val="19"/>
-                <w:szCs w:val="19"/>
-              </w:rPr>
-              <w:t xml:space="preserve">약 38주 (9개월)</w:t>
+              <w:t xml:space="preserve">약 7일</w:t>
+            </w:r>
+          </w:p>
+        </w:tc>
+        <w:tc>
+          <w:tcPr>
+            <w:tcW w:type="dxa" w:w="3200"/>
+            <w:tcMar>
+              <w:top w:type="dxa" w:w="60"/>
+              <w:left w:type="dxa" w:w="100"/>
+              <w:bottom w:type="dxa" w:w="60"/>
+              <w:right w:type="dxa" w:w="100"/>
+            </w:tcMar>
+            <w:vAlign w:val="center"/>
+          </w:tcPr>
+          <w:p>
+            <w:pPr>
+              <w:spacing w:after="20" w:before="20" w:line="260"/>
+            </w:pPr>
+            <w:r>
+              <w:rPr>
+                <w:sz w:val="19"/>
+                <w:szCs w:val="19"/>
+              </w:rPr>
+              <w:t xml:space="preserve">약 8.5~9일</w:t>
+            </w:r>
+          </w:p>
+        </w:tc>
+        <w:tc>
+          <w:tcPr>
+            <w:tcW w:type="dxa" w:w="2400"/>
+            <w:tcMar>
+              <w:top w:type="dxa" w:w="60"/>
+              <w:left w:type="dxa" w:w="100"/>
+              <w:bottom w:type="dxa" w:w="60"/>
+              <w:right w:type="dxa" w:w="100"/>
+            </w:tcMar>
+            <w:vAlign w:val="center"/>
+          </w:tcPr>
+          <w:p>
+            <w:pPr>
+              <w:spacing w:after="20" w:before="20" w:line="260"/>
+            </w:pPr>
+            <w:r>
+              <w:rPr>
+                <w:sz w:val="19"/>
+                <w:szCs w:val="19"/>
+              </w:rPr>
+              <w:t xml:space="preserve">약 2주</w:t>
+            </w:r>
+          </w:p>
+        </w:tc>
+        <w:tc>
+          <w:tcPr>
+            <w:tcW w:type="dxa" w:w="2400"/>
+            <w:tcMar>
+              <w:top w:type="dxa" w:w="60"/>
+              <w:left w:type="dxa" w:w="100"/>
+              <w:bottom w:type="dxa" w:w="60"/>
+              <w:right w:type="dxa" w:w="100"/>
+            </w:tcMar>
+            <w:vAlign w:val="center"/>
+          </w:tcPr>
+          <w:p>
+            <w:pPr>
+              <w:spacing w:after="20" w:before="20" w:line="260"/>
+            </w:pPr>
+            <w:r>
+              <w:rPr>
+                <w:sz w:val="19"/>
+                <w:szCs w:val="19"/>
+              </w:rPr>
+              <w:t xml:space="preserve">약 1.5주</w:t>
             </w:r>
           </w:p>
         </w:tc>
@@ -7897,6 +8015,54 @@
       <w:tr>
         <w:tc>
           <w:tcPr>
+            <w:tcW w:type="dxa" w:w="2478"/>
+            <w:tcMar>
+              <w:top w:type="dxa" w:w="60"/>
+              <w:left w:type="dxa" w:w="100"/>
+              <w:bottom w:type="dxa" w:w="60"/>
+              <w:right w:type="dxa" w:w="100"/>
+            </w:tcMar>
+            <w:vAlign w:val="center"/>
+          </w:tcPr>
+          <w:p>
+            <w:pPr>
+              <w:spacing w:after="20" w:before="20" w:line="260"/>
+            </w:pPr>
+            <w:r>
+              <w:rPr>
+                <w:sz w:val="19"/>
+                <w:szCs w:val="19"/>
+              </w:rPr>
+              <w:t xml:space="preserve">판매 가능</w:t>
+            </w:r>
+          </w:p>
+        </w:tc>
+        <w:tc>
+          <w:tcPr>
+            <w:tcW w:type="dxa" w:w="1600"/>
+            <w:tcMar>
+              <w:top w:type="dxa" w:w="60"/>
+              <w:left w:type="dxa" w:w="100"/>
+              <w:bottom w:type="dxa" w:w="60"/>
+              <w:right w:type="dxa" w:w="100"/>
+            </w:tcMar>
+            <w:vAlign w:val="center"/>
+          </w:tcPr>
+          <w:p>
+            <w:pPr>
+              <w:spacing w:after="20" w:before="20" w:line="260"/>
+            </w:pPr>
+            <w:r>
+              <w:rPr>
+                <w:sz w:val="19"/>
+                <w:szCs w:val="19"/>
+              </w:rPr>
+              <w:t xml:space="preserve">45.5</w:t>
+            </w:r>
+          </w:p>
+        </w:tc>
+        <w:tc>
+          <w:tcPr>
             <w:tcW w:type="dxa" w:w="2600"/>
             <w:tcMar>
               <w:top w:type="dxa" w:w="60"/>
@@ -7915,79 +8081,79 @@
                 <w:sz w:val="19"/>
                 <w:szCs w:val="19"/>
               </w:rPr>
-              <w:t xml:space="preserve">주 3세션</w:t>
-            </w:r>
-          </w:p>
-        </w:tc>
-        <w:tc>
-          <w:tcPr>
-            <w:tcW w:type="dxa" w:w="4026"/>
-            <w:tcMar>
-              <w:top w:type="dxa" w:w="60"/>
-              <w:left w:type="dxa" w:w="100"/>
-              <w:bottom w:type="dxa" w:w="60"/>
-              <w:right w:type="dxa" w:w="100"/>
-            </w:tcMar>
-            <w:vAlign w:val="center"/>
-          </w:tcPr>
-          <w:p>
-            <w:pPr>
-              <w:spacing w:after="20" w:before="20" w:line="260"/>
-            </w:pPr>
-            <w:r>
-              <w:rPr>
-                <w:sz w:val="19"/>
-                <w:szCs w:val="19"/>
-              </w:rPr>
-              <w:t xml:space="preserve">약 12주 (3개월)</w:t>
-            </w:r>
-          </w:p>
-        </w:tc>
-        <w:tc>
-          <w:tcPr>
-            <w:tcW w:type="dxa" w:w="4026"/>
-            <w:tcMar>
-              <w:top w:type="dxa" w:w="60"/>
-              <w:left w:type="dxa" w:w="100"/>
-              <w:bottom w:type="dxa" w:w="60"/>
-              <w:right w:type="dxa" w:w="100"/>
-            </w:tcMar>
-            <w:vAlign w:val="center"/>
-          </w:tcPr>
-          <w:p>
-            <w:pPr>
-              <w:spacing w:after="20" w:before="20" w:line="260"/>
-            </w:pPr>
-            <w:r>
-              <w:rPr>
-                <w:sz w:val="19"/>
-                <w:szCs w:val="19"/>
-              </w:rPr>
-              <w:t xml:space="preserve">약 15주 (3.5개월)</w:t>
-            </w:r>
-          </w:p>
-        </w:tc>
-        <w:tc>
-          <w:tcPr>
-            <w:tcW w:type="dxa" w:w="4026"/>
-            <w:tcMar>
-              <w:top w:type="dxa" w:w="60"/>
-              <w:left w:type="dxa" w:w="100"/>
-              <w:bottom w:type="dxa" w:w="60"/>
-              <w:right w:type="dxa" w:w="100"/>
-            </w:tcMar>
-            <w:vAlign w:val="center"/>
-          </w:tcPr>
-          <w:p>
-            <w:pPr>
-              <w:spacing w:after="20" w:before="20" w:line="260"/>
-            </w:pPr>
-            <w:r>
-              <w:rPr>
-                <w:sz w:val="19"/>
-                <w:szCs w:val="19"/>
-              </w:rPr>
-              <w:t xml:space="preserve">약 25주 (6개월)</w:t>
+              <w:t xml:space="preserve">약 8.5일</w:t>
+            </w:r>
+          </w:p>
+        </w:tc>
+        <w:tc>
+          <w:tcPr>
+            <w:tcW w:type="dxa" w:w="3200"/>
+            <w:tcMar>
+              <w:top w:type="dxa" w:w="60"/>
+              <w:left w:type="dxa" w:w="100"/>
+              <w:bottom w:type="dxa" w:w="60"/>
+              <w:right w:type="dxa" w:w="100"/>
+            </w:tcMar>
+            <w:vAlign w:val="center"/>
+          </w:tcPr>
+          <w:p>
+            <w:pPr>
+              <w:spacing w:after="20" w:before="20" w:line="260"/>
+            </w:pPr>
+            <w:r>
+              <w:rPr>
+                <w:sz w:val="19"/>
+                <w:szCs w:val="19"/>
+              </w:rPr>
+              <w:t xml:space="preserve">약 10.5~11일</w:t>
+            </w:r>
+          </w:p>
+        </w:tc>
+        <w:tc>
+          <w:tcPr>
+            <w:tcW w:type="dxa" w:w="2400"/>
+            <w:tcMar>
+              <w:top w:type="dxa" w:w="60"/>
+              <w:left w:type="dxa" w:w="100"/>
+              <w:bottom w:type="dxa" w:w="60"/>
+              <w:right w:type="dxa" w:w="100"/>
+            </w:tcMar>
+            <w:vAlign w:val="center"/>
+          </w:tcPr>
+          <w:p>
+            <w:pPr>
+              <w:spacing w:after="20" w:before="20" w:line="260"/>
+            </w:pPr>
+            <w:r>
+              <w:rPr>
+                <w:sz w:val="19"/>
+                <w:szCs w:val="19"/>
+              </w:rPr>
+              <w:t xml:space="preserve">약 2.5주</w:t>
+            </w:r>
+          </w:p>
+        </w:tc>
+        <w:tc>
+          <w:tcPr>
+            <w:tcW w:type="dxa" w:w="2400"/>
+            <w:tcMar>
+              <w:top w:type="dxa" w:w="60"/>
+              <w:left w:type="dxa" w:w="100"/>
+              <w:bottom w:type="dxa" w:w="60"/>
+              <w:right w:type="dxa" w:w="100"/>
+            </w:tcMar>
+            <w:vAlign w:val="center"/>
+          </w:tcPr>
+          <w:p>
+            <w:pPr>
+              <w:spacing w:after="20" w:before="20" w:line="260"/>
+            </w:pPr>
+            <w:r>
+              <w:rPr>
+                <w:sz w:val="19"/>
+                <w:szCs w:val="19"/>
+              </w:rPr>
+              <w:t xml:space="preserve">약 1.5주</w:t>
             </w:r>
           </w:p>
         </w:tc>
@@ -7995,6 +8161,54 @@
       <w:tr>
         <w:tc>
           <w:tcPr>
+            <w:tcW w:type="dxa" w:w="2478"/>
+            <w:tcMar>
+              <w:top w:type="dxa" w:w="60"/>
+              <w:left w:type="dxa" w:w="100"/>
+              <w:bottom w:type="dxa" w:w="60"/>
+              <w:right w:type="dxa" w:w="100"/>
+            </w:tcMar>
+            <w:vAlign w:val="center"/>
+          </w:tcPr>
+          <w:p>
+            <w:pPr>
+              <w:spacing w:after="20" w:before="20" w:line="260"/>
+            </w:pPr>
+            <w:r>
+              <w:rPr>
+                <w:sz w:val="19"/>
+                <w:szCs w:val="19"/>
+              </w:rPr>
+              <w:t xml:space="preserve">전체 완료</w:t>
+            </w:r>
+          </w:p>
+        </w:tc>
+        <w:tc>
+          <w:tcPr>
+            <w:tcW w:type="dxa" w:w="1600"/>
+            <w:tcMar>
+              <w:top w:type="dxa" w:w="60"/>
+              <w:left w:type="dxa" w:w="100"/>
+              <w:bottom w:type="dxa" w:w="60"/>
+              <w:right w:type="dxa" w:w="100"/>
+            </w:tcMar>
+            <w:vAlign w:val="center"/>
+          </w:tcPr>
+          <w:p>
+            <w:pPr>
+              <w:spacing w:after="20" w:before="20" w:line="260"/>
+            </w:pPr>
+            <w:r>
+              <w:rPr>
+                <w:sz w:val="19"/>
+                <w:szCs w:val="19"/>
+              </w:rPr>
+              <w:t xml:space="preserve">75.5</w:t>
+            </w:r>
+          </w:p>
+        </w:tc>
+        <w:tc>
+          <w:tcPr>
             <w:tcW w:type="dxa" w:w="2600"/>
             <w:tcMar>
               <w:top w:type="dxa" w:w="60"/>
@@ -8013,79 +8227,79 @@
                 <w:sz w:val="19"/>
                 <w:szCs w:val="19"/>
               </w:rPr>
-              <w:t xml:space="preserve">주 5세션</w:t>
-            </w:r>
-          </w:p>
-        </w:tc>
-        <w:tc>
-          <w:tcPr>
-            <w:tcW w:type="dxa" w:w="4026"/>
-            <w:tcMar>
-              <w:top w:type="dxa" w:w="60"/>
-              <w:left w:type="dxa" w:w="100"/>
-              <w:bottom w:type="dxa" w:w="60"/>
-              <w:right w:type="dxa" w:w="100"/>
-            </w:tcMar>
-            <w:vAlign w:val="center"/>
-          </w:tcPr>
-          <w:p>
-            <w:pPr>
-              <w:spacing w:after="20" w:before="20" w:line="260"/>
-            </w:pPr>
-            <w:r>
-              <w:rPr>
-                <w:sz w:val="19"/>
-                <w:szCs w:val="19"/>
-              </w:rPr>
-              <w:t xml:space="preserve">약 7~8주</w:t>
-            </w:r>
-          </w:p>
-        </w:tc>
-        <w:tc>
-          <w:tcPr>
-            <w:tcW w:type="dxa" w:w="4026"/>
-            <w:tcMar>
-              <w:top w:type="dxa" w:w="60"/>
-              <w:left w:type="dxa" w:w="100"/>
-              <w:bottom w:type="dxa" w:w="60"/>
-              <w:right w:type="dxa" w:w="100"/>
-            </w:tcMar>
-            <w:vAlign w:val="center"/>
-          </w:tcPr>
-          <w:p>
-            <w:pPr>
-              <w:spacing w:after="20" w:before="20" w:line="260"/>
-            </w:pPr>
-            <w:r>
-              <w:rPr>
-                <w:sz w:val="19"/>
-                <w:szCs w:val="19"/>
-              </w:rPr>
-              <w:t xml:space="preserve">약 9주</w:t>
-            </w:r>
-          </w:p>
-        </w:tc>
-        <w:tc>
-          <w:tcPr>
-            <w:tcW w:type="dxa" w:w="4026"/>
-            <w:tcMar>
-              <w:top w:type="dxa" w:w="60"/>
-              <w:left w:type="dxa" w:w="100"/>
-              <w:bottom w:type="dxa" w:w="60"/>
-              <w:right w:type="dxa" w:w="100"/>
-            </w:tcMar>
-            <w:vAlign w:val="center"/>
-          </w:tcPr>
-          <w:p>
-            <w:pPr>
-              <w:spacing w:after="20" w:before="20" w:line="260"/>
-            </w:pPr>
-            <w:r>
-              <w:rPr>
-                <w:sz w:val="19"/>
-                <w:szCs w:val="19"/>
-              </w:rPr>
-              <w:t xml:space="preserve">약 15주 (3.5개월)</w:t>
+              <w:t xml:space="preserve">약 14일</w:t>
+            </w:r>
+          </w:p>
+        </w:tc>
+        <w:tc>
+          <w:tcPr>
+            <w:tcW w:type="dxa" w:w="3200"/>
+            <w:tcMar>
+              <w:top w:type="dxa" w:w="60"/>
+              <w:left w:type="dxa" w:w="100"/>
+              <w:bottom w:type="dxa" w:w="60"/>
+              <w:right w:type="dxa" w:w="100"/>
+            </w:tcMar>
+            <w:vAlign w:val="center"/>
+          </w:tcPr>
+          <w:p>
+            <w:pPr>
+              <w:spacing w:after="20" w:before="20" w:line="260"/>
+            </w:pPr>
+            <w:r>
+              <w:rPr>
+                <w:sz w:val="19"/>
+                <w:szCs w:val="19"/>
+              </w:rPr>
+              <w:t xml:space="preserve">약 17.5~18일</w:t>
+            </w:r>
+          </w:p>
+        </w:tc>
+        <w:tc>
+          <w:tcPr>
+            <w:tcW w:type="dxa" w:w="2400"/>
+            <w:tcMar>
+              <w:top w:type="dxa" w:w="60"/>
+              <w:left w:type="dxa" w:w="100"/>
+              <w:bottom w:type="dxa" w:w="60"/>
+              <w:right w:type="dxa" w:w="100"/>
+            </w:tcMar>
+            <w:vAlign w:val="center"/>
+          </w:tcPr>
+          <w:p>
+            <w:pPr>
+              <w:spacing w:after="20" w:before="20" w:line="260"/>
+            </w:pPr>
+            <w:r>
+              <w:rPr>
+                <w:sz w:val="19"/>
+                <w:szCs w:val="19"/>
+              </w:rPr>
+              <w:t xml:space="preserve">약 3.5주</w:t>
+            </w:r>
+          </w:p>
+        </w:tc>
+        <w:tc>
+          <w:tcPr>
+            <w:tcW w:type="dxa" w:w="2400"/>
+            <w:tcMar>
+              <w:top w:type="dxa" w:w="60"/>
+              <w:left w:type="dxa" w:w="100"/>
+              <w:bottom w:type="dxa" w:w="60"/>
+              <w:right w:type="dxa" w:w="100"/>
+            </w:tcMar>
+            <w:vAlign w:val="center"/>
+          </w:tcPr>
+          <w:p>
+            <w:pPr>
+              <w:spacing w:after="20" w:before="20" w:line="260"/>
+            </w:pPr>
+            <w:r>
+              <w:rPr>
+                <w:sz w:val="19"/>
+                <w:szCs w:val="19"/>
+              </w:rPr>
+              <w:t xml:space="preserve">약 2.5주</w:t>
             </w:r>
           </w:p>
         </w:tc>
@@ -8115,7 +8329,37 @@
           <w:sz w:val="20"/>
           <w:szCs w:val="20"/>
         </w:rPr>
-        <w:t xml:space="preserve">※ 추정치다. Phase 3(엔진 이식)과 Phase 7(개발자 모드)이 가장 불확실하다. 매 세션 progress.md에 실적을 기록해 조정한다. 규모를 줄이고 싶다면 Phase 9를 출시 후로 미루는 것이 가장 안전한 절단면이다(70.5 → 68.5세션).</w:t>
+        <w:t xml:space="preserve">※ 근무일수는 "보정 근무일" 기준으로 보는 것을 권장한다. Phase 3(엔진 이식)·Phase 7(개발자 모드)이 가장 불확실해 이보다 늘어날 수 있다.</w:t>
+      </w:r>
+    </w:p>
+    <w:p>
+      <w:pPr>
+        <w:spacing w:after="60" w:before="60" w:line="280"/>
+      </w:pPr>
+      <w:r>
+        <w:rPr>
+          <w:i/>
+          <w:iCs/>
+          <w:color w:val="C00000"/>
+          <w:sz w:val="20"/>
+          <w:szCs w:val="20"/>
+        </w:rPr>
+        <w:t xml:space="preserve">※ 풀가동으로도 못 줄이는 지점 — Stripe 사업자 심사(실제 카드결제 승인, 보통 수 영업일 소요, 작업속도와 무관하게 대기)는 P6-8 검증(테스트 모드로 가능)을 막지 않지만, 진짜 결제를 받기 시작하는 시점은 이 심사 완료 이후다. 도메인 전파(수분~48시간)도 마찬가지로 작업과 병행되는 대기시간이다.</w:t>
+      </w:r>
+    </w:p>
+    <w:p>
+      <w:pPr>
+        <w:spacing w:after="60" w:before="60" w:line="280"/>
+      </w:pPr>
+      <w:r>
+        <w:rPr>
+          <w:i/>
+          <w:iCs/>
+          <w:color w:val="595959"/>
+          <w:sz w:val="20"/>
+          <w:szCs w:val="20"/>
+        </w:rPr>
+        <w:t xml:space="preserve">※ 규모를 줄이고 싶다면 Phase 9를 출시 후로 미루는 것이 가장 안전한 절단면이다(70.5 → 68.5세션).</w:t>
       </w:r>
     </w:p>
     <w:p>
